--- a/Practica1/SOG2-2S26_grupo12_final.docx
+++ b/Practica1/SOG2-2S26_grupo12_final.docx
@@ -1,6 +1,6 @@
 
 <file path=word/document.xml><?xml version="1.0" encoding="utf-8"?>
-<w:document xmlns:wpc="http://schemas.microsoft.com/office/word/2010/wordprocessingCanvas" xmlns:cx="http://schemas.microsoft.com/office/drawing/2014/chartex" xmlns:cx1="http://schemas.microsoft.com/office/drawing/2015/9/8/chartex" xmlns:cx2="http://schemas.microsoft.com/office/drawing/2015/10/21/chartex" xmlns:cx3="http://schemas.microsoft.com/office/drawing/2016/5/9/chartex" xmlns:cx4="http://schemas.microsoft.com/office/drawing/2016/5/10/chartex" xmlns:cx5="http://schemas.microsoft.com/office/drawing/2016/5/11/chartex" xmlns:cx6="http://schemas.microsoft.com/office/drawing/2016/5/12/chartex" xmlns:cx7="http://schemas.microsoft.com/office/drawing/2016/5/13/chartex" xmlns:cx8="http://schemas.microsoft.com/office/drawing/2016/5/14/chartex" xmlns:mc="http://schemas.openxmlformats.org/markup-compatibility/2006" xmlns:aink="http://schemas.microsoft.com/office/drawing/2016/ink" xmlns:am3d="http://schemas.microsoft.com/office/drawing/2017/model3d" xmlns:o="urn:schemas-microsoft-com:office:office" xmlns:oel="http://schemas.microsoft.com/office/2019/extlst" xmlns:r="http://schemas.openxmlformats.org/officeDocument/2006/relationships" xmlns:m="http://schemas.openxmlformats.org/officeDocument/2006/math" xmlns:v="urn:schemas-microsoft-com:vml" xmlns:wp14="http://schemas.microsoft.com/office/word/2010/wordprocessingDrawing" xmlns:wp="http://schemas.openxmlformats.org/drawingml/2006/wordprocessingDrawing" xmlns:w10="urn:schemas-microsoft-com:office:word" xmlns:w="http://schemas.openxmlformats.org/wordprocessingml/2006/main" xmlns:w14="http://schemas.microsoft.com/office/word/2010/wordml" xmlns:w15="http://schemas.microsoft.com/office/word/2012/wordml" xmlns:w16cei="http://schemas.microsoft.com/office/word/2026/wordml/cei" xmlns:w16cex="http://schemas.microsoft.com/office/word/2018/wordml/cex" xmlns:w16cid="http://schemas.microsoft.com/office/word/2016/wordml/cid" xmlns:w16="http://schemas.microsoft.com/office/word/2018/wordml" xmlns:w16du="http://schemas.microsoft.com/office/word/2023/wordml/word16du" xmlns:w16sdtdh="http://schemas.microsoft.com/office/word/2020/wordml/sdtdatahash" xmlns:w16sdtfl="http://schemas.microsoft.com/office/word/2024/wordml/sdtformatlock" xmlns:w16se="http://schemas.microsoft.com/office/word/2015/wordml/symex" xmlns:wpg="http://schemas.microsoft.com/office/word/2010/wordprocessingGroup" xmlns:wpi="http://schemas.microsoft.com/office/word/2010/wordprocessingInk" xmlns:wne="http://schemas.microsoft.com/office/word/2006/wordml" xmlns:wps="http://schemas.microsoft.com/office/word/2010/wordprocessingShape" mc:Ignorable="w14 w15 w16se w16cid w16 w16cex w16sdtdh w16sdtfl w16du wp14">
+<w:document xmlns:wpc="http://schemas.microsoft.com/office/word/2010/wordprocessingCanvas" xmlns:cx="http://schemas.microsoft.com/office/drawing/2014/chartex" xmlns:cx1="http://schemas.microsoft.com/office/drawing/2015/9/8/chartex" xmlns:cx2="http://schemas.microsoft.com/office/drawing/2015/10/21/chartex" xmlns:cx3="http://schemas.microsoft.com/office/drawing/2016/5/9/chartex" xmlns:cx4="http://schemas.microsoft.com/office/drawing/2016/5/10/chartex" xmlns:cx5="http://schemas.microsoft.com/office/drawing/2016/5/11/chartex" xmlns:cx6="http://schemas.microsoft.com/office/drawing/2016/5/12/chartex" xmlns:cx7="http://schemas.microsoft.com/office/drawing/2016/5/13/chartex" xmlns:cx8="http://schemas.microsoft.com/office/drawing/2016/5/14/chartex" xmlns:mc="http://schemas.openxmlformats.org/markup-compatibility/2006" xmlns:aink="http://schemas.microsoft.com/office/drawing/2016/ink" xmlns:am3d="http://schemas.microsoft.com/office/drawing/2017/model3d" xmlns:o="urn:schemas-microsoft-com:office:office" xmlns:oel="http://schemas.microsoft.com/office/2019/extlst" xmlns:r="http://schemas.openxmlformats.org/officeDocument/2006/relationships" xmlns:m="http://schemas.openxmlformats.org/officeDocument/2006/math" xmlns:v="urn:schemas-microsoft-com:vml" xmlns:wp14="http://schemas.microsoft.com/office/word/2010/wordprocessingDrawing" xmlns:wp="http://schemas.openxmlformats.org/drawingml/2006/wordprocessingDrawing" xmlns:w10="urn:schemas-microsoft-com:office:word" xmlns:w="http://schemas.openxmlformats.org/wordprocessingml/2006/main" xmlns:w14="http://schemas.microsoft.com/office/word/2010/wordml" xmlns:w15="http://schemas.microsoft.com/office/word/2012/wordml" xmlns:w16cex="http://schemas.microsoft.com/office/word/2018/wordml/cex" xmlns:w16cid="http://schemas.microsoft.com/office/word/2016/wordml/cid" xmlns:w16="http://schemas.microsoft.com/office/word/2018/wordml" xmlns:w16du="http://schemas.microsoft.com/office/word/2023/wordml/word16du" xmlns:w16sdtdh="http://schemas.microsoft.com/office/word/2020/wordml/sdtdatahash" xmlns:w16sdtfl="http://schemas.microsoft.com/office/word/2024/wordml/sdtformatlock" xmlns:w16se="http://schemas.microsoft.com/office/word/2015/wordml/symex" xmlns:wpg="http://schemas.microsoft.com/office/word/2010/wordprocessingGroup" xmlns:wpi="http://schemas.microsoft.com/office/word/2010/wordprocessingInk" xmlns:wne="http://schemas.microsoft.com/office/word/2006/wordml" xmlns:wps="http://schemas.microsoft.com/office/word/2010/wordprocessingShape" mc:Ignorable="w14 w15 w16se w16cid w16 w16cex w16sdtdh w16sdtfl w16du wp14">
   <w:body>
     <w:p>
       <w:pPr>
@@ -167,19 +167,8 @@
     </w:p>
     <w:tbl>
       <w:tblPr>
+        <w:tblStyle w:val="Tabladelista4"/>
         <w:tblW w:w="9360" w:type="dxa"/>
-        <w:tblBorders>
-          <w:top w:val="single" w:sz="2" w:space="0" w:color="999999"/>
-          <w:left w:val="single" w:sz="2" w:space="0" w:color="999999"/>
-          <w:bottom w:val="single" w:sz="2" w:space="0" w:color="999999"/>
-          <w:right w:val="single" w:sz="2" w:space="0" w:color="999999"/>
-          <w:insideH w:val="single" w:sz="2" w:space="0" w:color="CCCCCC"/>
-          <w:insideV w:val="single" w:sz="2" w:space="0" w:color="CCCCCC"/>
-        </w:tblBorders>
-        <w:tblCellMar>
-          <w:left w:w="10" w:type="dxa"/>
-          <w:right w:w="10" w:type="dxa"/>
-        </w:tblCellMar>
         <w:tblLook w:val="0000" w:firstRow="0" w:lastRow="0" w:firstColumn="0" w:lastColumn="0" w:noHBand="0" w:noVBand="0"/>
       </w:tblPr>
       <w:tblGrid>
@@ -188,19 +177,12 @@
       </w:tblGrid>
       <w:tr>
         <w:trPr>
-          <w:tblHeader/>
+          <w:cnfStyle w:val="000000100000" w:firstRow="0" w:lastRow="0" w:firstColumn="0" w:lastColumn="0" w:oddVBand="0" w:evenVBand="0" w:oddHBand="1" w:evenHBand="0" w:firstRowFirstColumn="0" w:firstRowLastColumn="0" w:lastRowFirstColumn="0" w:lastRowLastColumn="0"/>
         </w:trPr>
         <w:tc>
           <w:tcPr>
+            <w:cnfStyle w:val="000010000000" w:firstRow="0" w:lastRow="0" w:firstColumn="0" w:lastColumn="0" w:oddVBand="1" w:evenVBand="0" w:oddHBand="0" w:evenHBand="0" w:firstRowFirstColumn="0" w:firstRowLastColumn="0" w:lastRowFirstColumn="0" w:lastRowLastColumn="0"/>
             <w:tcW w:w="4680" w:type="dxa"/>
-            <w:shd w:val="clear" w:color="auto" w:fill="D9E2F3"/>
-            <w:tcMar>
-              <w:top w:w="80" w:type="dxa"/>
-              <w:left w:w="100" w:type="dxa"/>
-              <w:bottom w:w="80" w:type="dxa"/>
-              <w:right w:w="100" w:type="dxa"/>
-            </w:tcMar>
-            <w:vAlign w:val="center"/>
           </w:tcPr>
           <w:p>
             <w:pPr>
@@ -226,18 +208,11 @@
         <w:tc>
           <w:tcPr>
             <w:tcW w:w="4680" w:type="dxa"/>
-            <w:shd w:val="clear" w:color="auto" w:fill="D9E2F3"/>
-            <w:tcMar>
-              <w:top w:w="80" w:type="dxa"/>
-              <w:left w:w="100" w:type="dxa"/>
-              <w:bottom w:w="80" w:type="dxa"/>
-              <w:right w:w="100" w:type="dxa"/>
-            </w:tcMar>
-            <w:vAlign w:val="center"/>
           </w:tcPr>
           <w:p>
             <w:pPr>
               <w:jc w:val="center"/>
+              <w:cnfStyle w:val="000000100000" w:firstRow="0" w:lastRow="0" w:firstColumn="0" w:lastColumn="0" w:oddVBand="0" w:evenVBand="0" w:oddHBand="1" w:evenHBand="0" w:firstRowFirstColumn="0" w:firstRowLastColumn="0" w:lastRowFirstColumn="0" w:lastRowLastColumn="0"/>
               <w:rPr>
                 <w:rFonts w:asciiTheme="minorHAnsi" w:hAnsiTheme="minorHAnsi" w:cstheme="minorHAnsi"/>
               </w:rPr>
@@ -258,14 +233,8 @@
       <w:tr>
         <w:tc>
           <w:tcPr>
+            <w:cnfStyle w:val="000010000000" w:firstRow="0" w:lastRow="0" w:firstColumn="0" w:lastColumn="0" w:oddVBand="1" w:evenVBand="0" w:oddHBand="0" w:evenHBand="0" w:firstRowFirstColumn="0" w:firstRowLastColumn="0" w:lastRowFirstColumn="0" w:lastRowLastColumn="0"/>
             <w:tcW w:w="4680" w:type="dxa"/>
-            <w:tcMar>
-              <w:top w:w="80" w:type="dxa"/>
-              <w:left w:w="100" w:type="dxa"/>
-              <w:bottom w:w="80" w:type="dxa"/>
-              <w:right w:w="100" w:type="dxa"/>
-            </w:tcMar>
-            <w:vAlign w:val="center"/>
           </w:tcPr>
           <w:p>
             <w:pPr>
@@ -286,16 +255,10 @@
         <w:tc>
           <w:tcPr>
             <w:tcW w:w="4680" w:type="dxa"/>
-            <w:tcMar>
-              <w:top w:w="80" w:type="dxa"/>
-              <w:left w:w="100" w:type="dxa"/>
-              <w:bottom w:w="80" w:type="dxa"/>
-              <w:right w:w="100" w:type="dxa"/>
-            </w:tcMar>
-            <w:vAlign w:val="center"/>
-          </w:tcPr>
-          <w:p>
-            <w:pPr>
+          </w:tcPr>
+          <w:p>
+            <w:pPr>
+              <w:cnfStyle w:val="000000000000" w:firstRow="0" w:lastRow="0" w:firstColumn="0" w:lastColumn="0" w:oddVBand="0" w:evenVBand="0" w:oddHBand="0" w:evenHBand="0" w:firstRowFirstColumn="0" w:firstRowLastColumn="0" w:lastRowFirstColumn="0" w:lastRowLastColumn="0"/>
               <w:rPr>
                 <w:rFonts w:asciiTheme="minorHAnsi" w:hAnsiTheme="minorHAnsi" w:cstheme="minorHAnsi"/>
               </w:rPr>
@@ -312,17 +275,13 @@
         </w:tc>
       </w:tr>
       <w:tr>
-        <w:tc>
-          <w:tcPr>
+        <w:trPr>
+          <w:cnfStyle w:val="000000100000" w:firstRow="0" w:lastRow="0" w:firstColumn="0" w:lastColumn="0" w:oddVBand="0" w:evenVBand="0" w:oddHBand="1" w:evenHBand="0" w:firstRowFirstColumn="0" w:firstRowLastColumn="0" w:lastRowFirstColumn="0" w:lastRowLastColumn="0"/>
+        </w:trPr>
+        <w:tc>
+          <w:tcPr>
+            <w:cnfStyle w:val="000010000000" w:firstRow="0" w:lastRow="0" w:firstColumn="0" w:lastColumn="0" w:oddVBand="1" w:evenVBand="0" w:oddHBand="0" w:evenHBand="0" w:firstRowFirstColumn="0" w:firstRowLastColumn="0" w:lastRowFirstColumn="0" w:lastRowLastColumn="0"/>
             <w:tcW w:w="4680" w:type="dxa"/>
-            <w:shd w:val="clear" w:color="auto" w:fill="B4C6E7" w:themeFill="accent1" w:themeFillTint="66"/>
-            <w:tcMar>
-              <w:top w:w="80" w:type="dxa"/>
-              <w:left w:w="100" w:type="dxa"/>
-              <w:bottom w:w="80" w:type="dxa"/>
-              <w:right w:w="100" w:type="dxa"/>
-            </w:tcMar>
-            <w:vAlign w:val="center"/>
           </w:tcPr>
           <w:p>
             <w:pPr>
@@ -343,17 +302,10 @@
         <w:tc>
           <w:tcPr>
             <w:tcW w:w="4680" w:type="dxa"/>
-            <w:shd w:val="clear" w:color="auto" w:fill="B4C6E7" w:themeFill="accent1" w:themeFillTint="66"/>
-            <w:tcMar>
-              <w:top w:w="80" w:type="dxa"/>
-              <w:left w:w="100" w:type="dxa"/>
-              <w:bottom w:w="80" w:type="dxa"/>
-              <w:right w:w="100" w:type="dxa"/>
-            </w:tcMar>
-            <w:vAlign w:val="center"/>
-          </w:tcPr>
-          <w:p>
-            <w:pPr>
+          </w:tcPr>
+          <w:p>
+            <w:pPr>
+              <w:cnfStyle w:val="000000100000" w:firstRow="0" w:lastRow="0" w:firstColumn="0" w:lastColumn="0" w:oddVBand="0" w:evenVBand="0" w:oddHBand="1" w:evenHBand="0" w:firstRowFirstColumn="0" w:firstRowLastColumn="0" w:lastRowFirstColumn="0" w:lastRowLastColumn="0"/>
               <w:rPr>
                 <w:rFonts w:asciiTheme="minorHAnsi" w:hAnsiTheme="minorHAnsi" w:cstheme="minorHAnsi"/>
               </w:rPr>
@@ -390,14 +342,8 @@
       <w:tr>
         <w:tc>
           <w:tcPr>
+            <w:cnfStyle w:val="000010000000" w:firstRow="0" w:lastRow="0" w:firstColumn="0" w:lastColumn="0" w:oddVBand="1" w:evenVBand="0" w:oddHBand="0" w:evenHBand="0" w:firstRowFirstColumn="0" w:firstRowLastColumn="0" w:lastRowFirstColumn="0" w:lastRowLastColumn="0"/>
             <w:tcW w:w="4680" w:type="dxa"/>
-            <w:tcMar>
-              <w:top w:w="80" w:type="dxa"/>
-              <w:left w:w="100" w:type="dxa"/>
-              <w:bottom w:w="80" w:type="dxa"/>
-              <w:right w:w="100" w:type="dxa"/>
-            </w:tcMar>
-            <w:vAlign w:val="center"/>
           </w:tcPr>
           <w:p>
             <w:pPr>
@@ -418,16 +364,10 @@
         <w:tc>
           <w:tcPr>
             <w:tcW w:w="4680" w:type="dxa"/>
-            <w:tcMar>
-              <w:top w:w="80" w:type="dxa"/>
-              <w:left w:w="100" w:type="dxa"/>
-              <w:bottom w:w="80" w:type="dxa"/>
-              <w:right w:w="100" w:type="dxa"/>
-            </w:tcMar>
-            <w:vAlign w:val="center"/>
-          </w:tcPr>
-          <w:p>
-            <w:pPr>
+          </w:tcPr>
+          <w:p>
+            <w:pPr>
+              <w:cnfStyle w:val="000000000000" w:firstRow="0" w:lastRow="0" w:firstColumn="0" w:lastColumn="0" w:oddVBand="0" w:evenVBand="0" w:oddHBand="0" w:evenHBand="0" w:firstRowFirstColumn="0" w:firstRowLastColumn="0" w:lastRowFirstColumn="0" w:lastRowLastColumn="0"/>
               <w:rPr>
                 <w:rFonts w:asciiTheme="minorHAnsi" w:hAnsiTheme="minorHAnsi" w:cstheme="minorHAnsi"/>
               </w:rPr>
@@ -444,17 +384,13 @@
         </w:tc>
       </w:tr>
       <w:tr>
-        <w:tc>
-          <w:tcPr>
+        <w:trPr>
+          <w:cnfStyle w:val="000000100000" w:firstRow="0" w:lastRow="0" w:firstColumn="0" w:lastColumn="0" w:oddVBand="0" w:evenVBand="0" w:oddHBand="1" w:evenHBand="0" w:firstRowFirstColumn="0" w:firstRowLastColumn="0" w:lastRowFirstColumn="0" w:lastRowLastColumn="0"/>
+        </w:trPr>
+        <w:tc>
+          <w:tcPr>
+            <w:cnfStyle w:val="000010000000" w:firstRow="0" w:lastRow="0" w:firstColumn="0" w:lastColumn="0" w:oddVBand="1" w:evenVBand="0" w:oddHBand="0" w:evenHBand="0" w:firstRowFirstColumn="0" w:firstRowLastColumn="0" w:lastRowFirstColumn="0" w:lastRowLastColumn="0"/>
             <w:tcW w:w="4680" w:type="dxa"/>
-            <w:shd w:val="clear" w:color="auto" w:fill="B4C6E7" w:themeFill="accent1" w:themeFillTint="66"/>
-            <w:tcMar>
-              <w:top w:w="80" w:type="dxa"/>
-              <w:left w:w="100" w:type="dxa"/>
-              <w:bottom w:w="80" w:type="dxa"/>
-              <w:right w:w="100" w:type="dxa"/>
-            </w:tcMar>
-            <w:vAlign w:val="center"/>
           </w:tcPr>
           <w:p>
             <w:pPr>
@@ -475,17 +411,10 @@
         <w:tc>
           <w:tcPr>
             <w:tcW w:w="4680" w:type="dxa"/>
-            <w:shd w:val="clear" w:color="auto" w:fill="B4C6E7" w:themeFill="accent1" w:themeFillTint="66"/>
-            <w:tcMar>
-              <w:top w:w="80" w:type="dxa"/>
-              <w:left w:w="100" w:type="dxa"/>
-              <w:bottom w:w="80" w:type="dxa"/>
-              <w:right w:w="100" w:type="dxa"/>
-            </w:tcMar>
-            <w:vAlign w:val="center"/>
-          </w:tcPr>
-          <w:p>
-            <w:pPr>
+          </w:tcPr>
+          <w:p>
+            <w:pPr>
+              <w:cnfStyle w:val="000000100000" w:firstRow="0" w:lastRow="0" w:firstColumn="0" w:lastColumn="0" w:oddVBand="0" w:evenVBand="0" w:oddHBand="1" w:evenHBand="0" w:firstRowFirstColumn="0" w:firstRowLastColumn="0" w:lastRowFirstColumn="0" w:lastRowLastColumn="0"/>
               <w:rPr>
                 <w:rFonts w:asciiTheme="minorHAnsi" w:hAnsiTheme="minorHAnsi" w:cstheme="minorHAnsi"/>
               </w:rPr>
@@ -504,14 +433,8 @@
       <w:tr>
         <w:tc>
           <w:tcPr>
+            <w:cnfStyle w:val="000010000000" w:firstRow="0" w:lastRow="0" w:firstColumn="0" w:lastColumn="0" w:oddVBand="1" w:evenVBand="0" w:oddHBand="0" w:evenHBand="0" w:firstRowFirstColumn="0" w:firstRowLastColumn="0" w:lastRowFirstColumn="0" w:lastRowLastColumn="0"/>
             <w:tcW w:w="4680" w:type="dxa"/>
-            <w:tcMar>
-              <w:top w:w="80" w:type="dxa"/>
-              <w:left w:w="100" w:type="dxa"/>
-              <w:bottom w:w="80" w:type="dxa"/>
-              <w:right w:w="100" w:type="dxa"/>
-            </w:tcMar>
-            <w:vAlign w:val="center"/>
           </w:tcPr>
           <w:p>
             <w:pPr>
@@ -532,16 +455,10 @@
         <w:tc>
           <w:tcPr>
             <w:tcW w:w="4680" w:type="dxa"/>
-            <w:tcMar>
-              <w:top w:w="80" w:type="dxa"/>
-              <w:left w:w="100" w:type="dxa"/>
-              <w:bottom w:w="80" w:type="dxa"/>
-              <w:right w:w="100" w:type="dxa"/>
-            </w:tcMar>
-            <w:vAlign w:val="center"/>
-          </w:tcPr>
-          <w:p>
-            <w:pPr>
+          </w:tcPr>
+          <w:p>
+            <w:pPr>
+              <w:cnfStyle w:val="000000000000" w:firstRow="0" w:lastRow="0" w:firstColumn="0" w:lastColumn="0" w:oddVBand="0" w:evenVBand="0" w:oddHBand="0" w:evenHBand="0" w:firstRowFirstColumn="0" w:firstRowLastColumn="0" w:lastRowFirstColumn="0" w:lastRowLastColumn="0"/>
               <w:rPr>
                 <w:rFonts w:asciiTheme="minorHAnsi" w:hAnsiTheme="minorHAnsi" w:cstheme="minorHAnsi"/>
               </w:rPr>
@@ -1568,15 +1485,7 @@
                 <w:sz w:val="20"/>
                 <w:szCs w:val="20"/>
               </w:rPr>
-              <w:t>Josué</w:t>
-            </w:r>
-            <w:r>
-              <w:rPr>
-                <w:rFonts w:asciiTheme="minorHAnsi" w:hAnsiTheme="minorHAnsi" w:cstheme="minorHAnsi"/>
-                <w:sz w:val="20"/>
-                <w:szCs w:val="20"/>
-              </w:rPr>
-              <w:t xml:space="preserve"> Hernandez</w:t>
+              <w:t>Josué Hernandez</w:t>
             </w:r>
           </w:p>
         </w:tc>
@@ -5110,6 +5019,96 @@
               </w:rPr>
               <w:t>852</w:t>
             </w:r>
+          </w:p>
+        </w:tc>
+      </w:tr>
+      <w:tr>
+        <w:tc>
+          <w:tcPr>
+            <w:tcW w:w="3120" w:type="dxa"/>
+            <w:tcMar>
+              <w:top w:w="80" w:type="dxa"/>
+              <w:left w:w="100" w:type="dxa"/>
+              <w:bottom w:w="80" w:type="dxa"/>
+              <w:right w:w="100" w:type="dxa"/>
+            </w:tcMar>
+            <w:vAlign w:val="center"/>
+          </w:tcPr>
+          <w:p>
+            <w:pPr>
+              <w:jc w:val="both"/>
+              <w:rPr>
+                <w:rFonts w:asciiTheme="minorHAnsi" w:hAnsiTheme="minorHAnsi" w:cstheme="minorHAnsi"/>
+                <w:sz w:val="20"/>
+                <w:szCs w:val="20"/>
+              </w:rPr>
+            </w:pPr>
+          </w:p>
+        </w:tc>
+        <w:tc>
+          <w:tcPr>
+            <w:tcW w:w="2080" w:type="dxa"/>
+            <w:tcMar>
+              <w:top w:w="80" w:type="dxa"/>
+              <w:left w:w="100" w:type="dxa"/>
+              <w:bottom w:w="80" w:type="dxa"/>
+              <w:right w:w="100" w:type="dxa"/>
+            </w:tcMar>
+            <w:vAlign w:val="center"/>
+          </w:tcPr>
+          <w:p>
+            <w:pPr>
+              <w:jc w:val="both"/>
+              <w:rPr>
+                <w:rFonts w:asciiTheme="minorHAnsi" w:hAnsiTheme="minorHAnsi" w:cstheme="minorHAnsi"/>
+                <w:sz w:val="20"/>
+                <w:szCs w:val="20"/>
+              </w:rPr>
+            </w:pPr>
+          </w:p>
+        </w:tc>
+        <w:tc>
+          <w:tcPr>
+            <w:tcW w:w="2080" w:type="dxa"/>
+            <w:tcMar>
+              <w:top w:w="80" w:type="dxa"/>
+              <w:left w:w="100" w:type="dxa"/>
+              <w:bottom w:w="80" w:type="dxa"/>
+              <w:right w:w="100" w:type="dxa"/>
+            </w:tcMar>
+            <w:vAlign w:val="center"/>
+          </w:tcPr>
+          <w:p>
+            <w:pPr>
+              <w:jc w:val="both"/>
+              <w:rPr>
+                <w:rFonts w:asciiTheme="minorHAnsi" w:hAnsiTheme="minorHAnsi" w:cstheme="minorHAnsi"/>
+                <w:sz w:val="20"/>
+                <w:szCs w:val="20"/>
+              </w:rPr>
+            </w:pPr>
+          </w:p>
+        </w:tc>
+        <w:tc>
+          <w:tcPr>
+            <w:tcW w:w="2080" w:type="dxa"/>
+            <w:tcMar>
+              <w:top w:w="80" w:type="dxa"/>
+              <w:left w:w="100" w:type="dxa"/>
+              <w:bottom w:w="80" w:type="dxa"/>
+              <w:right w:w="100" w:type="dxa"/>
+            </w:tcMar>
+            <w:vAlign w:val="center"/>
+          </w:tcPr>
+          <w:p>
+            <w:pPr>
+              <w:jc w:val="both"/>
+              <w:rPr>
+                <w:rFonts w:asciiTheme="minorHAnsi" w:hAnsiTheme="minorHAnsi" w:cstheme="minorHAnsi"/>
+                <w:sz w:val="20"/>
+                <w:szCs w:val="20"/>
+              </w:rPr>
+            </w:pPr>
           </w:p>
         </w:tc>
       </w:tr>
@@ -16115,7 +16114,7 @@
 </file>
 
 <file path=word/endnotes.xml><?xml version="1.0" encoding="utf-8"?>
-<w:endnotes xmlns:wpc="http://schemas.microsoft.com/office/word/2010/wordprocessingCanvas" xmlns:cx="http://schemas.microsoft.com/office/drawing/2014/chartex" xmlns:cx1="http://schemas.microsoft.com/office/drawing/2015/9/8/chartex" xmlns:cx2="http://schemas.microsoft.com/office/drawing/2015/10/21/chartex" xmlns:cx3="http://schemas.microsoft.com/office/drawing/2016/5/9/chartex" xmlns:cx4="http://schemas.microsoft.com/office/drawing/2016/5/10/chartex" xmlns:cx5="http://schemas.microsoft.com/office/drawing/2016/5/11/chartex" xmlns:cx6="http://schemas.microsoft.com/office/drawing/2016/5/12/chartex" xmlns:cx7="http://schemas.microsoft.com/office/drawing/2016/5/13/chartex" xmlns:cx8="http://schemas.microsoft.com/office/drawing/2016/5/14/chartex" xmlns:mc="http://schemas.openxmlformats.org/markup-compatibility/2006" xmlns:aink="http://schemas.microsoft.com/office/drawing/2016/ink" xmlns:am3d="http://schemas.microsoft.com/office/drawing/2017/model3d" xmlns:o="urn:schemas-microsoft-com:office:office" xmlns:oel="http://schemas.microsoft.com/office/2019/extlst" xmlns:r="http://schemas.openxmlformats.org/officeDocument/2006/relationships" xmlns:m="http://schemas.openxmlformats.org/officeDocument/2006/math" xmlns:v="urn:schemas-microsoft-com:vml" xmlns:wp14="http://schemas.microsoft.com/office/word/2010/wordprocessingDrawing" xmlns:wp="http://schemas.openxmlformats.org/drawingml/2006/wordprocessingDrawing" xmlns:w10="urn:schemas-microsoft-com:office:word" xmlns:w="http://schemas.openxmlformats.org/wordprocessingml/2006/main" xmlns:w14="http://schemas.microsoft.com/office/word/2010/wordml" xmlns:w15="http://schemas.microsoft.com/office/word/2012/wordml" xmlns:w16cei="http://schemas.microsoft.com/office/word/2026/wordml/cei" xmlns:w16cex="http://schemas.microsoft.com/office/word/2018/wordml/cex" xmlns:w16cid="http://schemas.microsoft.com/office/word/2016/wordml/cid" xmlns:w16="http://schemas.microsoft.com/office/word/2018/wordml" xmlns:w16du="http://schemas.microsoft.com/office/word/2023/wordml/word16du" xmlns:w16sdtdh="http://schemas.microsoft.com/office/word/2020/wordml/sdtdatahash" xmlns:w16sdtfl="http://schemas.microsoft.com/office/word/2024/wordml/sdtformatlock" xmlns:w16se="http://schemas.microsoft.com/office/word/2015/wordml/symex" xmlns:wpg="http://schemas.microsoft.com/office/word/2010/wordprocessingGroup" xmlns:wpi="http://schemas.microsoft.com/office/word/2010/wordprocessingInk" xmlns:wne="http://schemas.microsoft.com/office/word/2006/wordml" xmlns:wps="http://schemas.microsoft.com/office/word/2010/wordprocessingShape" mc:Ignorable="w14 w15 w16se w16cid w16 w16cex w16sdtdh w16sdtfl w16du wp14">
+<w:endnotes xmlns:wpc="http://schemas.microsoft.com/office/word/2010/wordprocessingCanvas" xmlns:cx="http://schemas.microsoft.com/office/drawing/2014/chartex" xmlns:cx1="http://schemas.microsoft.com/office/drawing/2015/9/8/chartex" xmlns:cx2="http://schemas.microsoft.com/office/drawing/2015/10/21/chartex" xmlns:cx3="http://schemas.microsoft.com/office/drawing/2016/5/9/chartex" xmlns:cx4="http://schemas.microsoft.com/office/drawing/2016/5/10/chartex" xmlns:cx5="http://schemas.microsoft.com/office/drawing/2016/5/11/chartex" xmlns:cx6="http://schemas.microsoft.com/office/drawing/2016/5/12/chartex" xmlns:cx7="http://schemas.microsoft.com/office/drawing/2016/5/13/chartex" xmlns:cx8="http://schemas.microsoft.com/office/drawing/2016/5/14/chartex" xmlns:mc="http://schemas.openxmlformats.org/markup-compatibility/2006" xmlns:aink="http://schemas.microsoft.com/office/drawing/2016/ink" xmlns:am3d="http://schemas.microsoft.com/office/drawing/2017/model3d" xmlns:o="urn:schemas-microsoft-com:office:office" xmlns:oel="http://schemas.microsoft.com/office/2019/extlst" xmlns:r="http://schemas.openxmlformats.org/officeDocument/2006/relationships" xmlns:m="http://schemas.openxmlformats.org/officeDocument/2006/math" xmlns:v="urn:schemas-microsoft-com:vml" xmlns:wp14="http://schemas.microsoft.com/office/word/2010/wordprocessingDrawing" xmlns:wp="http://schemas.openxmlformats.org/drawingml/2006/wordprocessingDrawing" xmlns:w10="urn:schemas-microsoft-com:office:word" xmlns:w="http://schemas.openxmlformats.org/wordprocessingml/2006/main" xmlns:w14="http://schemas.microsoft.com/office/word/2010/wordml" xmlns:w15="http://schemas.microsoft.com/office/word/2012/wordml" xmlns:w16cex="http://schemas.microsoft.com/office/word/2018/wordml/cex" xmlns:w16cid="http://schemas.microsoft.com/office/word/2016/wordml/cid" xmlns:w16="http://schemas.microsoft.com/office/word/2018/wordml" xmlns:w16du="http://schemas.microsoft.com/office/word/2023/wordml/word16du" xmlns:w16sdtdh="http://schemas.microsoft.com/office/word/2020/wordml/sdtdatahash" xmlns:w16sdtfl="http://schemas.microsoft.com/office/word/2024/wordml/sdtformatlock" xmlns:w16se="http://schemas.microsoft.com/office/word/2015/wordml/symex" xmlns:wpg="http://schemas.microsoft.com/office/word/2010/wordprocessingGroup" xmlns:wpi="http://schemas.microsoft.com/office/word/2010/wordprocessingInk" xmlns:wne="http://schemas.microsoft.com/office/word/2006/wordml" xmlns:wps="http://schemas.microsoft.com/office/word/2010/wordprocessingShape" mc:Ignorable="w14 w15 w16se w16cid w16 w16cex w16sdtdh w16sdtfl w16du wp14">
   <w:endnote w:type="separator" w:id="-1">
     <w:p>
       <w:r>
@@ -16134,7 +16133,7 @@
 </file>
 
 <file path=word/footer1.xml><?xml version="1.0" encoding="utf-8"?>
-<w:ftr xmlns:wpc="http://schemas.microsoft.com/office/word/2010/wordprocessingCanvas" xmlns:cx="http://schemas.microsoft.com/office/drawing/2014/chartex" xmlns:cx1="http://schemas.microsoft.com/office/drawing/2015/9/8/chartex" xmlns:cx2="http://schemas.microsoft.com/office/drawing/2015/10/21/chartex" xmlns:cx3="http://schemas.microsoft.com/office/drawing/2016/5/9/chartex" xmlns:cx4="http://schemas.microsoft.com/office/drawing/2016/5/10/chartex" xmlns:cx5="http://schemas.microsoft.com/office/drawing/2016/5/11/chartex" xmlns:cx6="http://schemas.microsoft.com/office/drawing/2016/5/12/chartex" xmlns:cx7="http://schemas.microsoft.com/office/drawing/2016/5/13/chartex" xmlns:cx8="http://schemas.microsoft.com/office/drawing/2016/5/14/chartex" xmlns:mc="http://schemas.openxmlformats.org/markup-compatibility/2006" xmlns:aink="http://schemas.microsoft.com/office/drawing/2016/ink" xmlns:am3d="http://schemas.microsoft.com/office/drawing/2017/model3d" xmlns:o="urn:schemas-microsoft-com:office:office" xmlns:oel="http://schemas.microsoft.com/office/2019/extlst" xmlns:r="http://schemas.openxmlformats.org/officeDocument/2006/relationships" xmlns:m="http://schemas.openxmlformats.org/officeDocument/2006/math" xmlns:v="urn:schemas-microsoft-com:vml" xmlns:wp14="http://schemas.microsoft.com/office/word/2010/wordprocessingDrawing" xmlns:wp="http://schemas.openxmlformats.org/drawingml/2006/wordprocessingDrawing" xmlns:w10="urn:schemas-microsoft-com:office:word" xmlns:w="http://schemas.openxmlformats.org/wordprocessingml/2006/main" xmlns:w14="http://schemas.microsoft.com/office/word/2010/wordml" xmlns:w15="http://schemas.microsoft.com/office/word/2012/wordml" xmlns:w16cei="http://schemas.microsoft.com/office/word/2026/wordml/cei" xmlns:w16cex="http://schemas.microsoft.com/office/word/2018/wordml/cex" xmlns:w16cid="http://schemas.microsoft.com/office/word/2016/wordml/cid" xmlns:w16="http://schemas.microsoft.com/office/word/2018/wordml" xmlns:w16du="http://schemas.microsoft.com/office/word/2023/wordml/word16du" xmlns:w16sdtdh="http://schemas.microsoft.com/office/word/2020/wordml/sdtdatahash" xmlns:w16sdtfl="http://schemas.microsoft.com/office/word/2024/wordml/sdtformatlock" xmlns:w16se="http://schemas.microsoft.com/office/word/2015/wordml/symex" xmlns:wpg="http://schemas.microsoft.com/office/word/2010/wordprocessingGroup" xmlns:wpi="http://schemas.microsoft.com/office/word/2010/wordprocessingInk" xmlns:wne="http://schemas.microsoft.com/office/word/2006/wordml" xmlns:wps="http://schemas.microsoft.com/office/word/2010/wordprocessingShape" mc:Ignorable="w14 w15 w16se w16cid w16 w16cex w16sdtdh w16sdtfl w16du wp14">
+<w:ftr xmlns:wpc="http://schemas.microsoft.com/office/word/2010/wordprocessingCanvas" xmlns:cx="http://schemas.microsoft.com/office/drawing/2014/chartex" xmlns:cx1="http://schemas.microsoft.com/office/drawing/2015/9/8/chartex" xmlns:cx2="http://schemas.microsoft.com/office/drawing/2015/10/21/chartex" xmlns:cx3="http://schemas.microsoft.com/office/drawing/2016/5/9/chartex" xmlns:cx4="http://schemas.microsoft.com/office/drawing/2016/5/10/chartex" xmlns:cx5="http://schemas.microsoft.com/office/drawing/2016/5/11/chartex" xmlns:cx6="http://schemas.microsoft.com/office/drawing/2016/5/12/chartex" xmlns:cx7="http://schemas.microsoft.com/office/drawing/2016/5/13/chartex" xmlns:cx8="http://schemas.microsoft.com/office/drawing/2016/5/14/chartex" xmlns:mc="http://schemas.openxmlformats.org/markup-compatibility/2006" xmlns:aink="http://schemas.microsoft.com/office/drawing/2016/ink" xmlns:am3d="http://schemas.microsoft.com/office/drawing/2017/model3d" xmlns:o="urn:schemas-microsoft-com:office:office" xmlns:oel="http://schemas.microsoft.com/office/2019/extlst" xmlns:r="http://schemas.openxmlformats.org/officeDocument/2006/relationships" xmlns:m="http://schemas.openxmlformats.org/officeDocument/2006/math" xmlns:v="urn:schemas-microsoft-com:vml" xmlns:wp14="http://schemas.microsoft.com/office/word/2010/wordprocessingDrawing" xmlns:wp="http://schemas.openxmlformats.org/drawingml/2006/wordprocessingDrawing" xmlns:w10="urn:schemas-microsoft-com:office:word" xmlns:w="http://schemas.openxmlformats.org/wordprocessingml/2006/main" xmlns:w14="http://schemas.microsoft.com/office/word/2010/wordml" xmlns:w15="http://schemas.microsoft.com/office/word/2012/wordml" xmlns:w16cex="http://schemas.microsoft.com/office/word/2018/wordml/cex" xmlns:w16cid="http://schemas.microsoft.com/office/word/2016/wordml/cid" xmlns:w16="http://schemas.microsoft.com/office/word/2018/wordml" xmlns:w16du="http://schemas.microsoft.com/office/word/2023/wordml/word16du" xmlns:w16sdtdh="http://schemas.microsoft.com/office/word/2020/wordml/sdtdatahash" xmlns:w16sdtfl="http://schemas.microsoft.com/office/word/2024/wordml/sdtformatlock" xmlns:w16se="http://schemas.microsoft.com/office/word/2015/wordml/symex" xmlns:wpg="http://schemas.microsoft.com/office/word/2010/wordprocessingGroup" xmlns:wpi="http://schemas.microsoft.com/office/word/2010/wordprocessingInk" xmlns:wne="http://schemas.microsoft.com/office/word/2006/wordml" xmlns:wps="http://schemas.microsoft.com/office/word/2010/wordprocessingShape" mc:Ignorable="w14 w15 w16se w16cid w16 w16cex w16sdtdh w16sdtfl w16du wp14">
   <w:p>
     <w:pPr>
       <w:jc w:val="center"/>
@@ -16180,7 +16179,7 @@
 </file>
 
 <file path=word/footnotes.xml><?xml version="1.0" encoding="utf-8"?>
-<w:footnotes xmlns:wpc="http://schemas.microsoft.com/office/word/2010/wordprocessingCanvas" xmlns:cx="http://schemas.microsoft.com/office/drawing/2014/chartex" xmlns:cx1="http://schemas.microsoft.com/office/drawing/2015/9/8/chartex" xmlns:cx2="http://schemas.microsoft.com/office/drawing/2015/10/21/chartex" xmlns:cx3="http://schemas.microsoft.com/office/drawing/2016/5/9/chartex" xmlns:cx4="http://schemas.microsoft.com/office/drawing/2016/5/10/chartex" xmlns:cx5="http://schemas.microsoft.com/office/drawing/2016/5/11/chartex" xmlns:cx6="http://schemas.microsoft.com/office/drawing/2016/5/12/chartex" xmlns:cx7="http://schemas.microsoft.com/office/drawing/2016/5/13/chartex" xmlns:cx8="http://schemas.microsoft.com/office/drawing/2016/5/14/chartex" xmlns:mc="http://schemas.openxmlformats.org/markup-compatibility/2006" xmlns:aink="http://schemas.microsoft.com/office/drawing/2016/ink" xmlns:am3d="http://schemas.microsoft.com/office/drawing/2017/model3d" xmlns:o="urn:schemas-microsoft-com:office:office" xmlns:oel="http://schemas.microsoft.com/office/2019/extlst" xmlns:r="http://schemas.openxmlformats.org/officeDocument/2006/relationships" xmlns:m="http://schemas.openxmlformats.org/officeDocument/2006/math" xmlns:v="urn:schemas-microsoft-com:vml" xmlns:wp14="http://schemas.microsoft.com/office/word/2010/wordprocessingDrawing" xmlns:wp="http://schemas.openxmlformats.org/drawingml/2006/wordprocessingDrawing" xmlns:w10="urn:schemas-microsoft-com:office:word" xmlns:w="http://schemas.openxmlformats.org/wordprocessingml/2006/main" xmlns:w14="http://schemas.microsoft.com/office/word/2010/wordml" xmlns:w15="http://schemas.microsoft.com/office/word/2012/wordml" xmlns:w16cei="http://schemas.microsoft.com/office/word/2026/wordml/cei" xmlns:w16cex="http://schemas.microsoft.com/office/word/2018/wordml/cex" xmlns:w16cid="http://schemas.microsoft.com/office/word/2016/wordml/cid" xmlns:w16="http://schemas.microsoft.com/office/word/2018/wordml" xmlns:w16du="http://schemas.microsoft.com/office/word/2023/wordml/word16du" xmlns:w16sdtdh="http://schemas.microsoft.com/office/word/2020/wordml/sdtdatahash" xmlns:w16sdtfl="http://schemas.microsoft.com/office/word/2024/wordml/sdtformatlock" xmlns:w16se="http://schemas.microsoft.com/office/word/2015/wordml/symex" xmlns:wpg="http://schemas.microsoft.com/office/word/2010/wordprocessingGroup" xmlns:wpi="http://schemas.microsoft.com/office/word/2010/wordprocessingInk" xmlns:wne="http://schemas.microsoft.com/office/word/2006/wordml" xmlns:wps="http://schemas.microsoft.com/office/word/2010/wordprocessingShape" mc:Ignorable="w14 w15 w16se w16cid w16 w16cex w16sdtdh w16sdtfl w16du wp14">
+<w:footnotes xmlns:wpc="http://schemas.microsoft.com/office/word/2010/wordprocessingCanvas" xmlns:cx="http://schemas.microsoft.com/office/drawing/2014/chartex" xmlns:cx1="http://schemas.microsoft.com/office/drawing/2015/9/8/chartex" xmlns:cx2="http://schemas.microsoft.com/office/drawing/2015/10/21/chartex" xmlns:cx3="http://schemas.microsoft.com/office/drawing/2016/5/9/chartex" xmlns:cx4="http://schemas.microsoft.com/office/drawing/2016/5/10/chartex" xmlns:cx5="http://schemas.microsoft.com/office/drawing/2016/5/11/chartex" xmlns:cx6="http://schemas.microsoft.com/office/drawing/2016/5/12/chartex" xmlns:cx7="http://schemas.microsoft.com/office/drawing/2016/5/13/chartex" xmlns:cx8="http://schemas.microsoft.com/office/drawing/2016/5/14/chartex" xmlns:mc="http://schemas.openxmlformats.org/markup-compatibility/2006" xmlns:aink="http://schemas.microsoft.com/office/drawing/2016/ink" xmlns:am3d="http://schemas.microsoft.com/office/drawing/2017/model3d" xmlns:o="urn:schemas-microsoft-com:office:office" xmlns:oel="http://schemas.microsoft.com/office/2019/extlst" xmlns:r="http://schemas.openxmlformats.org/officeDocument/2006/relationships" xmlns:m="http://schemas.openxmlformats.org/officeDocument/2006/math" xmlns:v="urn:schemas-microsoft-com:vml" xmlns:wp14="http://schemas.microsoft.com/office/word/2010/wordprocessingDrawing" xmlns:wp="http://schemas.openxmlformats.org/drawingml/2006/wordprocessingDrawing" xmlns:w10="urn:schemas-microsoft-com:office:word" xmlns:w="http://schemas.openxmlformats.org/wordprocessingml/2006/main" xmlns:w14="http://schemas.microsoft.com/office/word/2010/wordml" xmlns:w15="http://schemas.microsoft.com/office/word/2012/wordml" xmlns:w16cex="http://schemas.microsoft.com/office/word/2018/wordml/cex" xmlns:w16cid="http://schemas.microsoft.com/office/word/2016/wordml/cid" xmlns:w16="http://schemas.microsoft.com/office/word/2018/wordml" xmlns:w16du="http://schemas.microsoft.com/office/word/2023/wordml/word16du" xmlns:w16sdtdh="http://schemas.microsoft.com/office/word/2020/wordml/sdtdatahash" xmlns:w16sdtfl="http://schemas.microsoft.com/office/word/2024/wordml/sdtformatlock" xmlns:w16se="http://schemas.microsoft.com/office/word/2015/wordml/symex" xmlns:wpg="http://schemas.microsoft.com/office/word/2010/wordprocessingGroup" xmlns:wpi="http://schemas.microsoft.com/office/word/2010/wordprocessingInk" xmlns:wne="http://schemas.microsoft.com/office/word/2006/wordml" xmlns:wps="http://schemas.microsoft.com/office/word/2010/wordprocessingShape" mc:Ignorable="w14 w15 w16se w16cid w16 w16cex w16sdtdh w16sdtfl w16du wp14">
   <w:footnote w:type="separator" w:id="-1">
     <w:p>
       <w:r>
@@ -16199,7 +16198,7 @@
 </file>
 
 <file path=word/numbering.xml><?xml version="1.0" encoding="utf-8"?>
-<w:numbering xmlns:wpc="http://schemas.microsoft.com/office/word/2010/wordprocessingCanvas" xmlns:cx="http://schemas.microsoft.com/office/drawing/2014/chartex" xmlns:cx1="http://schemas.microsoft.com/office/drawing/2015/9/8/chartex" xmlns:cx2="http://schemas.microsoft.com/office/drawing/2015/10/21/chartex" xmlns:cx3="http://schemas.microsoft.com/office/drawing/2016/5/9/chartex" xmlns:cx4="http://schemas.microsoft.com/office/drawing/2016/5/10/chartex" xmlns:cx5="http://schemas.microsoft.com/office/drawing/2016/5/11/chartex" xmlns:cx6="http://schemas.microsoft.com/office/drawing/2016/5/12/chartex" xmlns:cx7="http://schemas.microsoft.com/office/drawing/2016/5/13/chartex" xmlns:cx8="http://schemas.microsoft.com/office/drawing/2016/5/14/chartex" xmlns:mc="http://schemas.openxmlformats.org/markup-compatibility/2006" xmlns:aink="http://schemas.microsoft.com/office/drawing/2016/ink" xmlns:am3d="http://schemas.microsoft.com/office/drawing/2017/model3d" xmlns:o="urn:schemas-microsoft-com:office:office" xmlns:oel="http://schemas.microsoft.com/office/2019/extlst" xmlns:r="http://schemas.openxmlformats.org/officeDocument/2006/relationships" xmlns:m="http://schemas.openxmlformats.org/officeDocument/2006/math" xmlns:v="urn:schemas-microsoft-com:vml" xmlns:wp14="http://schemas.microsoft.com/office/word/2010/wordprocessingDrawing" xmlns:wp="http://schemas.openxmlformats.org/drawingml/2006/wordprocessingDrawing" xmlns:w10="urn:schemas-microsoft-com:office:word" xmlns:w="http://schemas.openxmlformats.org/wordprocessingml/2006/main" xmlns:w14="http://schemas.microsoft.com/office/word/2010/wordml" xmlns:w15="http://schemas.microsoft.com/office/word/2012/wordml" xmlns:w16cei="http://schemas.microsoft.com/office/word/2026/wordml/cei" xmlns:w16cex="http://schemas.microsoft.com/office/word/2018/wordml/cex" xmlns:w16cid="http://schemas.microsoft.com/office/word/2016/wordml/cid" xmlns:w16="http://schemas.microsoft.com/office/word/2018/wordml" xmlns:w16du="http://schemas.microsoft.com/office/word/2023/wordml/word16du" xmlns:w16sdtdh="http://schemas.microsoft.com/office/word/2020/wordml/sdtdatahash" xmlns:w16sdtfl="http://schemas.microsoft.com/office/word/2024/wordml/sdtformatlock" xmlns:w16se="http://schemas.microsoft.com/office/word/2015/wordml/symex" xmlns:wpg="http://schemas.microsoft.com/office/word/2010/wordprocessingGroup" xmlns:wpi="http://schemas.microsoft.com/office/word/2010/wordprocessingInk" xmlns:wne="http://schemas.microsoft.com/office/word/2006/wordml" xmlns:wps="http://schemas.microsoft.com/office/word/2010/wordprocessingShape" mc:Ignorable="w14 w15 w16se w16cid w16 w16cex w16sdtdh w16sdtfl w16du wp14">
+<w:numbering xmlns:wpc="http://schemas.microsoft.com/office/word/2010/wordprocessingCanvas" xmlns:cx="http://schemas.microsoft.com/office/drawing/2014/chartex" xmlns:cx1="http://schemas.microsoft.com/office/drawing/2015/9/8/chartex" xmlns:cx2="http://schemas.microsoft.com/office/drawing/2015/10/21/chartex" xmlns:cx3="http://schemas.microsoft.com/office/drawing/2016/5/9/chartex" xmlns:cx4="http://schemas.microsoft.com/office/drawing/2016/5/10/chartex" xmlns:cx5="http://schemas.microsoft.com/office/drawing/2016/5/11/chartex" xmlns:cx6="http://schemas.microsoft.com/office/drawing/2016/5/12/chartex" xmlns:cx7="http://schemas.microsoft.com/office/drawing/2016/5/13/chartex" xmlns:cx8="http://schemas.microsoft.com/office/drawing/2016/5/14/chartex" xmlns:mc="http://schemas.openxmlformats.org/markup-compatibility/2006" xmlns:aink="http://schemas.microsoft.com/office/drawing/2016/ink" xmlns:am3d="http://schemas.microsoft.com/office/drawing/2017/model3d" xmlns:o="urn:schemas-microsoft-com:office:office" xmlns:oel="http://schemas.microsoft.com/office/2019/extlst" xmlns:r="http://schemas.openxmlformats.org/officeDocument/2006/relationships" xmlns:m="http://schemas.openxmlformats.org/officeDocument/2006/math" xmlns:v="urn:schemas-microsoft-com:vml" xmlns:wp14="http://schemas.microsoft.com/office/word/2010/wordprocessingDrawing" xmlns:wp="http://schemas.openxmlformats.org/drawingml/2006/wordprocessingDrawing" xmlns:w10="urn:schemas-microsoft-com:office:word" xmlns:w="http://schemas.openxmlformats.org/wordprocessingml/2006/main" xmlns:w14="http://schemas.microsoft.com/office/word/2010/wordml" xmlns:w15="http://schemas.microsoft.com/office/word/2012/wordml" xmlns:w16cex="http://schemas.microsoft.com/office/word/2018/wordml/cex" xmlns:w16cid="http://schemas.microsoft.com/office/word/2016/wordml/cid" xmlns:w16="http://schemas.microsoft.com/office/word/2018/wordml" xmlns:w16du="http://schemas.microsoft.com/office/word/2023/wordml/word16du" xmlns:w16sdtdh="http://schemas.microsoft.com/office/word/2020/wordml/sdtdatahash" xmlns:w16sdtfl="http://schemas.microsoft.com/office/word/2024/wordml/sdtformatlock" xmlns:w16se="http://schemas.microsoft.com/office/word/2015/wordml/symex" xmlns:wpg="http://schemas.microsoft.com/office/word/2010/wordprocessingGroup" xmlns:wpi="http://schemas.microsoft.com/office/word/2010/wordprocessingInk" xmlns:wne="http://schemas.microsoft.com/office/word/2006/wordml" xmlns:wps="http://schemas.microsoft.com/office/word/2010/wordprocessingShape" mc:Ignorable="w14 w15 w16se w16cid w16 w16cex w16sdtdh w16sdtfl w16du wp14">
   <w:abstractNum w:abstractNumId="0" w15:restartNumberingAfterBreak="0">
     <w:nsid w:val="15267C08"/>
     <w:multiLevelType w:val="hybridMultilevel"/>
@@ -16891,6 +16890,77 @@
       <w:szCs w:val="20"/>
     </w:rPr>
   </w:style>
+  <w:style w:type="table" w:styleId="Tabladelista4">
+    <w:name w:val="List Table 4"/>
+    <w:basedOn w:val="Tablanormal"/>
+    <w:uiPriority w:val="49"/>
+    <w:rsid w:val="008413E3"/>
+    <w:tblPr>
+      <w:tblStyleRowBandSize w:val="1"/>
+      <w:tblStyleColBandSize w:val="1"/>
+      <w:tblBorders>
+        <w:top w:val="single" w:sz="4" w:space="0" w:color="666666" w:themeColor="text1" w:themeTint="99"/>
+        <w:left w:val="single" w:sz="4" w:space="0" w:color="666666" w:themeColor="text1" w:themeTint="99"/>
+        <w:bottom w:val="single" w:sz="4" w:space="0" w:color="666666" w:themeColor="text1" w:themeTint="99"/>
+        <w:right w:val="single" w:sz="4" w:space="0" w:color="666666" w:themeColor="text1" w:themeTint="99"/>
+        <w:insideH w:val="single" w:sz="4" w:space="0" w:color="666666" w:themeColor="text1" w:themeTint="99"/>
+      </w:tblBorders>
+    </w:tblPr>
+    <w:tblStylePr w:type="firstRow">
+      <w:rPr>
+        <w:b/>
+        <w:bCs/>
+        <w:color w:val="FFFFFF" w:themeColor="background1"/>
+      </w:rPr>
+      <w:tblPr/>
+      <w:tcPr>
+        <w:tcBorders>
+          <w:top w:val="single" w:sz="4" w:space="0" w:color="000000" w:themeColor="text1"/>
+          <w:left w:val="single" w:sz="4" w:space="0" w:color="000000" w:themeColor="text1"/>
+          <w:bottom w:val="single" w:sz="4" w:space="0" w:color="000000" w:themeColor="text1"/>
+          <w:right w:val="single" w:sz="4" w:space="0" w:color="000000" w:themeColor="text1"/>
+          <w:insideH w:val="nil"/>
+        </w:tcBorders>
+        <w:shd w:val="clear" w:color="auto" w:fill="000000" w:themeFill="text1"/>
+      </w:tcPr>
+    </w:tblStylePr>
+    <w:tblStylePr w:type="lastRow">
+      <w:rPr>
+        <w:b/>
+        <w:bCs/>
+      </w:rPr>
+      <w:tblPr/>
+      <w:tcPr>
+        <w:tcBorders>
+          <w:top w:val="double" w:sz="4" w:space="0" w:color="666666" w:themeColor="text1" w:themeTint="99"/>
+        </w:tcBorders>
+      </w:tcPr>
+    </w:tblStylePr>
+    <w:tblStylePr w:type="firstCol">
+      <w:rPr>
+        <w:b/>
+        <w:bCs/>
+      </w:rPr>
+    </w:tblStylePr>
+    <w:tblStylePr w:type="lastCol">
+      <w:rPr>
+        <w:b/>
+        <w:bCs/>
+      </w:rPr>
+    </w:tblStylePr>
+    <w:tblStylePr w:type="band1Vert">
+      <w:tblPr/>
+      <w:tcPr>
+        <w:shd w:val="clear" w:color="auto" w:fill="CCCCCC" w:themeFill="text1" w:themeFillTint="33"/>
+      </w:tcPr>
+    </w:tblStylePr>
+    <w:tblStylePr w:type="band1Horz">
+      <w:tblPr/>
+      <w:tcPr>
+        <w:shd w:val="clear" w:color="auto" w:fill="CCCCCC" w:themeFill="text1" w:themeFillTint="33"/>
+      </w:tcPr>
+    </w:tblStylePr>
+  </w:style>
 </w:styles>
 </file>
 
